--- a/7275/wk11/How does the concept of the margin in SVM influence the model.docx
+++ b/7275/wk11/How does the concept of the margin in SVM influence the model.docx
@@ -157,6 +157,11 @@
       <w:proofErr w:type="spellEnd"/>
       <w:r>
         <w:t xml:space="preserve"> a larger Margin; a larger C provides a smaller margin. </w:t>
+      </w:r>
+    </w:p>
+    <w:p>
+      <w:r>
+        <w:t>In case of medical data classification, a hard margin is usually preferred. You would want to the algo to positively classify the diagnosis. In spam detections, a softer margin might be wise, the scammer these days evolve more rapid and with a wider net, you are more likely to catch the potential spam.</w:t>
       </w:r>
     </w:p>
     <w:sectPr>
